--- a/frontend/public/sample-templates/ID_CARD.docx
+++ b/frontend/public/sample-templates/ID_CARD.docx
@@ -47,6 +47,21 @@
     </w:p>
     <w:p>
       <w:r>
+        <w:t xml:space="preserve">Date of Birth: {{dateOfBirth}}</w:t>
+      </w:r>
+    </w:p>
+    <w:p>
+      <w:r>
+        <w:t xml:space="preserve">Father's Name: {{fatherName}}</w:t>
+      </w:r>
+    </w:p>
+    <w:p>
+      <w:r>
+        <w:t xml:space="preserve">Mother's Name: {{motherName}}</w:t>
+      </w:r>
+    </w:p>
+    <w:p>
+      <w:r>
         <w:t xml:space="preserve">Blood Group: {{bloodGroup}}</w:t>
       </w:r>
     </w:p>
@@ -69,12 +84,12 @@
     <w:p/>
     <w:p>
       <w:r>
-        <w:t xml:space="preserve">Note: ID cards are currently rendered by a dedicated layout generator,</w:t>
+        <w:t xml:space="preserve">Note: if you upload this template, it is used first; otherwise a built-in</w:t>
       </w:r>
     </w:p>
     <w:p>
       <w:r>
-        <w:t xml:space="preserve">not from this DOCX file - this sample is provided for reference only.</w:t>
+        <w:t xml:space="preserve">layout is used as a fallback.</w:t>
       </w:r>
     </w:p>
     <w:sectPr>
